--- a/docs/defense/TrikRide_Defense_Script.docx
+++ b/docs/defense/TrikRide_Defense_Script.docx
@@ -1642,6 +1642,14 @@
       </w:r>
       <w:r>
         <w:t xml:space="preserve">, so we do not claim the populations differ. But it points at type size, contrast and plainer wording — and that is an inexpensive fix.</w:t>
+      </w:r>
+    </w:p>
+    <w:p>
+      <w:pPr>
+        <w:pStyle w:val="BodyText"/>
+      </w:pPr>
+      <w:r>
+        <w:t xml:space="preserve">Julebeth will cover who this matters to.</w:t>
       </w:r>
     </w:p>
     <w:bookmarkEnd w:id="31"/>
